--- a/docs/questions/qs-sigmanotation.docx
+++ b/docs/questions/qs-sigmanotation.docx
@@ -52,7 +52,7 @@
         </w:rPr>
         <w:t xml:space="preserve"> </w:t>
       </w:r>
-      <w:hyperlink r:id="rId20">
+      <w:hyperlink r:id="rId9">
         <w:r>
           <w:rPr>
             <w:rStyle w:val="Hyperlink"/>
@@ -70,7 +70,7 @@
         <w:t xml:space="preserve">.</w:t>
       </w:r>
     </w:p>
-    <w:bookmarkStart w:id="21" w:name="q1"/>
+    <w:bookmarkStart w:id="10" w:name="q1"/>
     <w:p>
       <w:pPr>
         <w:pStyle w:val="Heading2"/>
@@ -450,8 +450,8 @@
         </m:nary>
       </m:oMath>
     </w:p>
-    <w:bookmarkEnd w:id="21"/>
-    <w:bookmarkStart w:id="22" w:name="q2"/>
+    <w:bookmarkEnd w:id="10"/>
+    <w:bookmarkStart w:id="11" w:name="q2"/>
     <w:p>
       <w:pPr>
         <w:pStyle w:val="Heading2"/>
@@ -837,8 +837,8 @@
         </m:r>
       </m:oMath>
     </w:p>
-    <w:bookmarkEnd w:id="22"/>
-    <w:bookmarkStart w:id="24" w:name="q3"/>
+    <w:bookmarkEnd w:id="11"/>
+    <w:bookmarkStart w:id="13" w:name="q3"/>
     <w:p>
       <w:pPr>
         <w:pStyle w:val="Heading2"/>
@@ -1190,7 +1190,7 @@
       <w:pPr>
         <w:pStyle w:val="FirstParagraph"/>
       </w:pPr>
-      <w:hyperlink r:id="rId23">
+      <w:hyperlink r:id="rId12">
         <w:r>
           <w:rPr>
             <w:rStyle w:val="Hyperlink"/>
@@ -1206,8 +1206,8 @@
         </w:pict>
       </w:r>
     </w:p>
-    <w:bookmarkEnd w:id="24"/>
-    <w:bookmarkStart w:id="26" w:name="version-history-and-licensing"/>
+    <w:bookmarkEnd w:id="13"/>
+    <w:bookmarkStart w:id="15" w:name="version-history-and-licensing"/>
     <w:p>
       <w:pPr>
         <w:pStyle w:val="Heading2"/>
@@ -1240,7 +1240,7 @@
       <w:pPr>
         <w:pStyle w:val="FirstParagraph"/>
       </w:pPr>
-      <w:hyperlink r:id="rId25">
+      <w:hyperlink r:id="rId14">
         <w:r>
           <w:rPr>
             <w:rStyle w:val="Hyperlink"/>
@@ -1249,7 +1249,7 @@
         </w:r>
       </w:hyperlink>
     </w:p>
-    <w:bookmarkEnd w:id="26"/>
+    <w:bookmarkEnd w:id="15"/>
     <w:sectPr>
       <w:pgSz w:h="15840" w:w="12240"/>
       <w:pgMar w:bottom="1440" w:footer="720" w:gutter="0" w:header="720" w:left="1440" w:right="1440" w:top="1440"/>
